--- a/research-program/artifacts/dossiers/docx/Trend_Model_Project.docx
+++ b/research-program/artifacts/dossiers/docx/Trend_Model_Project.docx
@@ -1193,7 +1193,7 @@
           <w:i w:val="0"/>
           <w:sz w:val="20"/>
         </w:rPr>
-        <w:t>agents-71-codex-belt-dispatcher.yml</w:t>
+        <w:t>fleet-synced agent automation workflow</w:t>
       </w:r>
       <w:r>
         <w:rPr>
@@ -5298,10 +5298,10 @@
         <w:rPr>
           <w:rFonts w:ascii="Arial" w:hAnsi="Arial"/>
           <w:b w:val="0"/>
-          <w:i w:val="0"/>
+          <w:i/>
           <w:sz w:val="22"/>
         </w:rPr>
-        <w:t>Verified 2026-09-04T17:57:24Z by composer: 24 claims checked, 15 corrected, 0 unverifiable</w:t>
+        <w:t>Evidence-checked against source repositories; verification metadata omitted from work bundle.</w:t>
       </w:r>
     </w:p>
     <w:sectPr>
